--- a/outdata/table3_10cntrs.docx
+++ b/outdata/table3_10cntrs.docx
@@ -413,7 +413,7 @@
                 <w:szCs w:val="12"/>
                 <w:color w:val="000000"/>
               </w:rPr>
-              <w:t xml:space="preserve">    174,000 (60,100 to 345,000)</w:t>
+              <w:t xml:space="preserve">    172,000 (58,000 to 349,000)</w:t>
             </w:r>
           </w:p>
         </w:tc>
@@ -540,7 +540,7 @@
                 <w:szCs w:val="12"/>
                 <w:color w:val="000000"/>
               </w:rPr>
-              <w:t xml:space="preserve">     11,200 (2,640 to 27,700)</w:t>
+              <w:t xml:space="preserve">     12,900 (1,540 to 37,200)</w:t>
             </w:r>
           </w:p>
         </w:tc>
@@ -667,7 +667,7 @@
                 <w:szCs w:val="12"/>
                 <w:color w:val="000000"/>
               </w:rPr>
-              <w:t xml:space="preserve">     61,500 (21,000 to 123,000)</w:t>
+              <w:t xml:space="preserve">     61,900 (20,400 to 126,000)</w:t>
             </w:r>
           </w:p>
         </w:tc>
@@ -794,7 +794,7 @@
                 <w:szCs w:val="12"/>
                 <w:color w:val="000000"/>
               </w:rPr>
-              <w:t xml:space="preserve">  2,100,000 (715,000 to 4,240,000)</w:t>
+              <w:t xml:space="preserve">  2,070,000 (683,000 to 4,230,000)</w:t>
             </w:r>
           </w:p>
         </w:tc>
@@ -921,7 +921,7 @@
                 <w:szCs w:val="12"/>
                 <w:color w:val="000000"/>
               </w:rPr>
-              <w:t xml:space="preserve">     46,000 (15,900 to 91,600)</w:t>
+              <w:t xml:space="preserve">     45,700 (15,400 to 92,400)</w:t>
             </w:r>
           </w:p>
         </w:tc>
@@ -1187,7 +1187,7 @@
                 <w:szCs w:val="12"/>
                 <w:color w:val="000000"/>
               </w:rPr>
-              <w:t xml:space="preserve">   164,000 (72,200 to 308,000)</w:t>
+              <w:t xml:space="preserve">   164,000 (73,400 to 306,000)</w:t>
             </w:r>
           </w:p>
         </w:tc>
@@ -1314,7 +1314,7 @@
                 <w:szCs w:val="12"/>
                 <w:color w:val="000000"/>
               </w:rPr>
-              <w:t xml:space="preserve">    10,400 (2,950 to 23,900)</w:t>
+              <w:t xml:space="preserve">    11,900 (1,640 to 32,100)</w:t>
             </w:r>
           </w:p>
         </w:tc>
@@ -1441,7 +1441,7 @@
                 <w:szCs w:val="12"/>
                 <w:color w:val="000000"/>
               </w:rPr>
-              <w:t xml:space="preserve">    32,700 (14,100 to 61,400)</w:t>
+              <w:t xml:space="preserve">    33,100 (14,500 to 61,700)</w:t>
             </w:r>
           </w:p>
         </w:tc>
@@ -1695,7 +1695,7 @@
                 <w:szCs w:val="12"/>
                 <w:color w:val="000000"/>
               </w:rPr>
-              <w:t xml:space="preserve">   102,000 (45,000 to 192,000)</w:t>
+              <w:t xml:space="preserve">   102,000 (45,700 to 190,000)</w:t>
             </w:r>
           </w:p>
         </w:tc>
@@ -1961,7 +1961,7 @@
                 <w:szCs w:val="12"/>
                 <w:color w:val="000000"/>
               </w:rPr>
-              <w:t xml:space="preserve">    25,200 (9,440 to 53,100)</w:t>
+              <w:t xml:space="preserve">    25,200 (9,350 to 53,500)</w:t>
             </w:r>
           </w:p>
         </w:tc>
@@ -2088,7 +2088,7 @@
                 <w:szCs w:val="12"/>
                 <w:color w:val="000000"/>
               </w:rPr>
-              <w:t xml:space="preserve">     2,040 (434 to 5,680)</w:t>
+              <w:t xml:space="preserve">     3,190 (233 to 13,600)</w:t>
             </w:r>
           </w:p>
         </w:tc>
@@ -2215,7 +2215,7 @@
                 <w:szCs w:val="12"/>
                 <w:color w:val="000000"/>
               </w:rPr>
-              <w:t xml:space="preserve">    11,800 (4,420 to 24,800)</w:t>
+              <w:t xml:space="preserve">    12,400 (4,420 to 27,200)</w:t>
             </w:r>
           </w:p>
         </w:tc>
@@ -2342,7 +2342,7 @@
                 <w:szCs w:val="12"/>
                 <w:color w:val="000000"/>
               </w:rPr>
-              <w:t xml:space="preserve">   260,000 (94,300 to 558,000)</w:t>
+              <w:t xml:space="preserve">   247,000 (69,800 to 542,000)</w:t>
             </w:r>
           </w:p>
         </w:tc>
@@ -2469,7 +2469,7 @@
                 <w:szCs w:val="12"/>
                 <w:color w:val="000000"/>
               </w:rPr>
-              <w:t xml:space="preserve">       597 (223 to 1,260)</w:t>
+              <w:t xml:space="preserve">       595 (221 to 1,260)</w:t>
             </w:r>
           </w:p>
         </w:tc>
@@ -2735,7 +2735,7 @@
                 <w:szCs w:val="12"/>
                 <w:color w:val="000000"/>
               </w:rPr>
-              <w:t xml:space="preserve">    68,800 (7,070 to 176,000)</w:t>
+              <w:t xml:space="preserve">    68,600 (6,960 to 172,000)</w:t>
             </w:r>
           </w:p>
         </w:tc>
@@ -2862,7 +2862,7 @@
                 <w:szCs w:val="12"/>
                 <w:color w:val="000000"/>
               </w:rPr>
-              <w:t xml:space="preserve">     5,110 (398 to 15,800)</w:t>
+              <w:t xml:space="preserve">     6,620 (265 to 27,000)</w:t>
             </w:r>
           </w:p>
         </w:tc>
@@ -2989,7 +2989,7 @@
                 <w:szCs w:val="12"/>
                 <w:color w:val="000000"/>
               </w:rPr>
-              <w:t xml:space="preserve">    11,400 (1,150 to 29,200)</w:t>
+              <w:t xml:space="preserve">    11,800 (1,160 to 30,000)</w:t>
             </w:r>
           </w:p>
         </w:tc>
@@ -3116,7 +3116,7 @@
                 <w:szCs w:val="12"/>
                 <w:color w:val="000000"/>
               </w:rPr>
-              <w:t xml:space="preserve"> 1,040,000 (107,000 to 2,680,000)</w:t>
+              <w:t xml:space="preserve"> 1,030,000 (102,000 to 2,610,000)</w:t>
             </w:r>
           </w:p>
         </w:tc>
@@ -3243,7 +3243,7 @@
                 <w:szCs w:val="12"/>
                 <w:color w:val="000000"/>
               </w:rPr>
-              <w:t xml:space="preserve">    48,600 (5,000 to 125,000)</w:t>
+              <w:t xml:space="preserve">    48,500 (4,920 to 122,000)</w:t>
             </w:r>
           </w:p>
         </w:tc>
@@ -3509,7 +3509,7 @@
                 <w:szCs w:val="12"/>
                 <w:color w:val="000000"/>
               </w:rPr>
-              <w:t xml:space="preserve">    26,500 (3,140 to 66,900)</w:t>
+              <w:t xml:space="preserve">    26,500 (3,280 to 67,800)</w:t>
             </w:r>
           </w:p>
         </w:tc>
@@ -3636,7 +3636,7 @@
                 <w:szCs w:val="12"/>
                 <w:color w:val="000000"/>
               </w:rPr>
-              <w:t xml:space="preserve">     2,140 (195 to 7,010)</w:t>
+              <w:t xml:space="preserve">     3,230 (122 to 14,600)</w:t>
             </w:r>
           </w:p>
         </w:tc>
@@ -3763,7 +3763,7 @@
                 <w:szCs w:val="12"/>
                 <w:color w:val="000000"/>
               </w:rPr>
-              <w:t xml:space="preserve">    10,900 (1,280 to 27,600)</w:t>
+              <w:t xml:space="preserve">    11,400 (1,380 to 29,800)</w:t>
             </w:r>
           </w:p>
         </w:tc>
@@ -3890,7 +3890,7 @@
                 <w:szCs w:val="12"/>
                 <w:color w:val="000000"/>
               </w:rPr>
-              <w:t xml:space="preserve">   299,000 (35,000 to 770,000)</w:t>
+              <w:t xml:space="preserve">   289,000 (29,400 to 757,000)</w:t>
             </w:r>
           </w:p>
         </w:tc>
@@ -4017,7 +4017,7 @@
                 <w:szCs w:val="12"/>
                 <w:color w:val="000000"/>
               </w:rPr>
-              <w:t xml:space="preserve">     4,100 (486 to 10,400)</w:t>
+              <w:t xml:space="preserve">     4,100 (508 to 10,500)</w:t>
             </w:r>
           </w:p>
         </w:tc>
@@ -4283,7 +4283,7 @@
                 <w:szCs w:val="12"/>
                 <w:color w:val="000000"/>
               </w:rPr>
-              <w:t xml:space="preserve">   24,700 (2,160 to 59,600)</w:t>
+              <w:t xml:space="preserve">   24,700 (2,280 to 59,500)</w:t>
             </w:r>
           </w:p>
         </w:tc>
@@ -4410,7 +4410,7 @@
                 <w:szCs w:val="12"/>
                 <w:color w:val="000000"/>
               </w:rPr>
-              <w:t xml:space="preserve">    1,420 (107 to 3,960)</w:t>
+              <w:t xml:space="preserve">    1,550 (87 to 4,820)</w:t>
             </w:r>
           </w:p>
         </w:tc>
@@ -4537,7 +4537,7 @@
                 <w:szCs w:val="12"/>
                 <w:color w:val="000000"/>
               </w:rPr>
-              <w:t xml:space="preserve">    6,270 (559 to 15,100)</w:t>
+              <w:t xml:space="preserve">    6,290 (584 to 15,300)</w:t>
             </w:r>
           </w:p>
         </w:tc>
@@ -4664,7 +4664,7 @@
                 <w:szCs w:val="12"/>
                 <w:color w:val="000000"/>
               </w:rPr>
-              <w:t xml:space="preserve">  331,000 (28,800 to 800,000)</w:t>
+              <w:t xml:space="preserve">  330,000 (30,700 to 800,000)</w:t>
             </w:r>
           </w:p>
         </w:tc>
@@ -4791,7 +4791,7 @@
                 <w:szCs w:val="12"/>
                 <w:color w:val="000000"/>
               </w:rPr>
-              <w:t xml:space="preserve">   12,200 (1,060 to 29,300)</w:t>
+              <w:t xml:space="preserve">   12,100 (1,120 to 29,300)</w:t>
             </w:r>
           </w:p>
         </w:tc>
@@ -5057,7 +5057,7 @@
                 <w:szCs w:val="12"/>
                 <w:color w:val="000000"/>
               </w:rPr>
-              <w:t xml:space="preserve">    20,700 (2,210 to 47,900)</w:t>
+              <w:t xml:space="preserve">    20,700 (2,090 to 49,100)</w:t>
             </w:r>
           </w:p>
         </w:tc>
@@ -5184,7 +5184,7 @@
                 <w:szCs w:val="12"/>
                 <w:color w:val="000000"/>
               </w:rPr>
-              <w:t xml:space="preserve">     1,120 (106 to 3,010)</w:t>
+              <w:t xml:space="preserve">     1,210 (76 to 3,530)</w:t>
             </w:r>
           </w:p>
         </w:tc>
@@ -5311,7 +5311,7 @@
                 <w:szCs w:val="12"/>
                 <w:color w:val="000000"/>
               </w:rPr>
-              <w:t xml:space="preserve">     5,900 (628 to 13,700)</w:t>
+              <w:t xml:space="preserve">     5,920 (621 to 14,100)</w:t>
             </w:r>
           </w:p>
         </w:tc>
@@ -5438,7 +5438,7 @@
                 <w:szCs w:val="12"/>
                 <w:color w:val="000000"/>
               </w:rPr>
-              <w:t xml:space="preserve">   238,000 (25,000 to 553,000)</w:t>
+              <w:t xml:space="preserve">   238,000 (23,600 to 567,000)</w:t>
             </w:r>
           </w:p>
         </w:tc>
@@ -5565,7 +5565,7 @@
                 <w:szCs w:val="12"/>
                 <w:color w:val="000000"/>
               </w:rPr>
-              <w:t xml:space="preserve">     8,600 (915 to 19,900)</w:t>
+              <w:t xml:space="preserve">     8,580 (868 to 20,400)</w:t>
             </w:r>
           </w:p>
         </w:tc>
@@ -5831,7 +5831,7 @@
                 <w:szCs w:val="12"/>
                 <w:color w:val="000000"/>
               </w:rPr>
-              <w:t xml:space="preserve">   42,600 (3,050 to 114,000)</w:t>
+              <w:t xml:space="preserve">   43,500 (2,860 to 116,000)</w:t>
             </w:r>
           </w:p>
         </w:tc>
@@ -5958,7 +5958,7 @@
                 <w:szCs w:val="12"/>
                 <w:color w:val="000000"/>
               </w:rPr>
-              <w:t xml:space="preserve">    2,820 (171 to 8,810)</w:t>
+              <w:t xml:space="preserve">    3,420 (114 to 12,400)</w:t>
             </w:r>
           </w:p>
         </w:tc>
@@ -6085,7 +6085,7 @@
                 <w:szCs w:val="12"/>
                 <w:color w:val="000000"/>
               </w:rPr>
-              <w:t xml:space="preserve">    4,920 (348 to 13,200)</w:t>
+              <w:t xml:space="preserve">    5,150 (347 to 14,100)</w:t>
             </w:r>
           </w:p>
         </w:tc>
@@ -6212,7 +6212,7 @@
                 <w:szCs w:val="12"/>
                 <w:color w:val="000000"/>
               </w:rPr>
-              <w:t xml:space="preserve">  684,000 (49,100 to 1,840,000)</w:t>
+              <w:t xml:space="preserve">  697,000 (46,400 to 1,870,000)</w:t>
             </w:r>
           </w:p>
         </w:tc>
@@ -6339,7 +6339,7 @@
                 <w:szCs w:val="12"/>
                 <w:color w:val="000000"/>
               </w:rPr>
-              <w:t xml:space="preserve">   34,700 (2,480 to 93,200)</w:t>
+              <w:t xml:space="preserve">   35,400 (2,330 to 94,900)</w:t>
             </w:r>
           </w:p>
         </w:tc>
@@ -6605,7 +6605,7 @@
                 <w:szCs w:val="12"/>
                 <w:color w:val="000000"/>
               </w:rPr>
-              <w:t xml:space="preserve">    8,720 (786 to 20,600)</w:t>
+              <w:t xml:space="preserve">    8,720 (756 to 21,000)</w:t>
             </w:r>
           </w:p>
         </w:tc>
@@ -6732,7 +6732,7 @@
                 <w:szCs w:val="12"/>
                 <w:color w:val="000000"/>
               </w:rPr>
-              <w:t xml:space="preserve">      471 (39 to 1,290)</w:t>
+              <w:t xml:space="preserve">      501 (27 to 1,460)</w:t>
             </w:r>
           </w:p>
         </w:tc>
@@ -6859,7 +6859,7 @@
                 <w:szCs w:val="12"/>
                 <w:color w:val="000000"/>
               </w:rPr>
-              <w:t xml:space="preserve">    3,030 (276 to 7,240)</w:t>
+              <w:t xml:space="preserve">    3,050 (264 to 7,340)</w:t>
             </w:r>
           </w:p>
         </w:tc>
@@ -6986,7 +6986,7 @@
                 <w:szCs w:val="12"/>
                 <w:color w:val="000000"/>
               </w:rPr>
-              <w:t xml:space="preserve">  101,000 (9,140 to 241,000)</w:t>
+              <w:t xml:space="preserve">  101,000 (8,780 to 245,000)</w:t>
             </w:r>
           </w:p>
         </w:tc>
@@ -7113,7 +7113,7 @@
                 <w:szCs w:val="12"/>
                 <w:color w:val="000000"/>
               </w:rPr>
-              <w:t xml:space="preserve">    2,340 (211 to 5,520)</w:t>
+              <w:t xml:space="preserve">    2,340 (203 to 5,620)</w:t>
             </w:r>
           </w:p>
         </w:tc>
@@ -7379,7 +7379,7 @@
                 <w:szCs w:val="12"/>
                 <w:color w:val="000000"/>
               </w:rPr>
-              <w:t xml:space="preserve">    21,300 (1,290 to 60,100)</w:t>
+              <w:t xml:space="preserve">    21,100 (1,360 to 59,100)</w:t>
             </w:r>
           </w:p>
         </w:tc>
@@ -7506,7 +7506,7 @@
                 <w:szCs w:val="12"/>
                 <w:color w:val="000000"/>
               </w:rPr>
-              <w:t xml:space="preserve">     1,540 (75 to 5,180)</w:t>
+              <w:t xml:space="preserve">     1,950 (58 to 8,000)</w:t>
             </w:r>
           </w:p>
         </w:tc>
@@ -7633,7 +7633,7 @@
                 <w:szCs w:val="12"/>
                 <w:color w:val="000000"/>
               </w:rPr>
-              <w:t xml:space="preserve">     2,910 (179 to 8,370)</w:t>
+              <w:t xml:space="preserve">     2,990 (194 to 8,680)</w:t>
             </w:r>
           </w:p>
         </w:tc>
@@ -7760,7 +7760,7 @@
                 <w:szCs w:val="12"/>
                 <w:color w:val="000000"/>
               </w:rPr>
-              <w:t xml:space="preserve">   328,000 (19,700 to 928,000)</w:t>
+              <w:t xml:space="preserve">   325,000 (20,600 to 914,000)</w:t>
             </w:r>
           </w:p>
         </w:tc>
@@ -7887,7 +7887,7 @@
                 <w:szCs w:val="12"/>
                 <w:color w:val="000000"/>
               </w:rPr>
-              <w:t xml:space="preserve">    16,400 (996 to 46,300)</w:t>
+              <w:t xml:space="preserve">    16,300 (1,050 to 45,500)</w:t>
             </w:r>
           </w:p>
         </w:tc>
